--- a/doc/assignment.docx
+++ b/doc/assignment.docx
@@ -15111,7 +15111,7 @@
           </mc:Choice>
           <mc:Fallback>
             <w:pict>
-              <v:shapetype w14:anchorId="0AA4D5D4" id="_x0000_t75" coordsize="21600,21600" o:spt="75" o:preferrelative="t" path="m@4@5l@4@11@9@11@9@5xe" filled="f" stroked="f">
+              <v:shapetype w14:anchorId="599E35C6" id="_x0000_t75" coordsize="21600,21600" o:spt="75" o:preferrelative="t" path="m@4@5l@4@11@9@11@9@5xe" filled="f" stroked="f">
                 <v:stroke joinstyle="miter"/>
                 <v:formulas>
                   <v:f eqn="if lineDrawn pixelLineWidth 0"/>
@@ -15200,7 +15200,7 @@
           </mc:Choice>
           <mc:Fallback>
             <w:pict>
-              <v:line w14:anchorId="16BFFC3F" id="Straight Connector 3" o:spid="_x0000_s1026" style="position:absolute;flip:x y;z-index:251672576;visibility:visible;mso-wrap-style:square;mso-width-percent:0;mso-height-percent:0;mso-wrap-distance-left:9pt;mso-wrap-distance-top:0;mso-wrap-distance-right:9pt;mso-wrap-distance-bottom:0;mso-position-horizontal:absolute;mso-position-horizontal-relative:text;mso-position-vertical:absolute;mso-position-vertical-relative:text;mso-width-percent:0;mso-height-percent:0;mso-width-relative:margin;mso-height-relative:margin" from="67.65pt,11.45pt" to="140pt,15.45pt" o:gfxdata="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" strokecolor="black [3200]" strokeweight="2.25pt">
+              <v:line w14:anchorId="7C39457A" id="Straight Connector 3" o:spid="_x0000_s1026" style="position:absolute;flip:x y;z-index:251672576;visibility:visible;mso-wrap-style:square;mso-width-percent:0;mso-height-percent:0;mso-wrap-distance-left:9pt;mso-wrap-distance-top:0;mso-wrap-distance-right:9pt;mso-wrap-distance-bottom:0;mso-position-horizontal:absolute;mso-position-horizontal-relative:text;mso-position-vertical:absolute;mso-position-vertical-relative:text;mso-width-percent:0;mso-height-percent:0;mso-width-relative:margin;mso-height-relative:margin" from="67.65pt,11.45pt" to="140pt,15.45pt" o:gfxdata="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" strokecolor="black [3200]" strokeweight="2.25pt">
                 <v:stroke joinstyle="miter"/>
               </v:line>
             </w:pict>
@@ -15376,7 +15376,7 @@
           </mc:Choice>
           <mc:Fallback>
             <w:pict>
-              <v:line w14:anchorId="487330F5" id="Straight Connector 3" o:spid="_x0000_s1026" style="position:absolute;flip:y;z-index:251668480;visibility:visible;mso-wrap-style:square;mso-width-percent:0;mso-height-percent:0;mso-wrap-distance-left:9pt;mso-wrap-distance-top:0;mso-wrap-distance-right:9pt;mso-wrap-distance-bottom:0;mso-position-horizontal:absolute;mso-position-horizontal-relative:text;mso-position-vertical:absolute;mso-position-vertical-relative:text;mso-width-percent:0;mso-height-percent:0;mso-width-relative:margin;mso-height-relative:margin" from="63.4pt,13.5pt" to="143.35pt,65.15pt" o:gfxdata="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" strokecolor="black [3200]" strokeweight="2.25pt">
+              <v:line w14:anchorId="33CE211C" id="Straight Connector 3" o:spid="_x0000_s1026" style="position:absolute;flip:y;z-index:251668480;visibility:visible;mso-wrap-style:square;mso-width-percent:0;mso-height-percent:0;mso-wrap-distance-left:9pt;mso-wrap-distance-top:0;mso-wrap-distance-right:9pt;mso-wrap-distance-bottom:0;mso-position-horizontal:absolute;mso-position-horizontal-relative:text;mso-position-vertical:absolute;mso-position-vertical-relative:text;mso-width-percent:0;mso-height-percent:0;mso-width-relative:margin;mso-height-relative:margin" from="63.4pt,13.5pt" to="143.35pt,65.15pt" o:gfxdata="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" strokecolor="black [3200]" strokeweight="2.25pt">
                 <v:stroke joinstyle="miter"/>
               </v:line>
             </w:pict>
@@ -15440,7 +15440,7 @@
           </mc:Choice>
           <mc:Fallback>
             <w:pict>
-              <v:line w14:anchorId="487BF5EE" id="Straight Connector 3" o:spid="_x0000_s1026" style="position:absolute;z-index:251666432;visibility:visible;mso-wrap-style:square;mso-wrap-distance-left:9pt;mso-wrap-distance-top:0;mso-wrap-distance-right:9pt;mso-wrap-distance-bottom:0;mso-position-horizontal:absolute;mso-position-horizontal-relative:text;mso-position-vertical:absolute;mso-position-vertical-relative:text" from="67.4pt,1.1pt" to="132.7pt,73.75pt" o:gfxdata="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" strokecolor="black [3200]" strokeweight="2.25pt">
+              <v:line w14:anchorId="48685E71" id="Straight Connector 3" o:spid="_x0000_s1026" style="position:absolute;z-index:251666432;visibility:visible;mso-wrap-style:square;mso-wrap-distance-left:9pt;mso-wrap-distance-top:0;mso-wrap-distance-right:9pt;mso-wrap-distance-bottom:0;mso-position-horizontal:absolute;mso-position-horizontal-relative:text;mso-position-vertical:absolute;mso-position-vertical-relative:text" from="67.4pt,1.1pt" to="132.7pt,73.75pt" o:gfxdata="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" strokecolor="black [3200]" strokeweight="2.25pt">
                 <v:stroke joinstyle="miter"/>
               </v:line>
             </w:pict>
@@ -15487,7 +15487,7 @@
           </mc:Choice>
           <mc:Fallback>
             <w:pict>
-              <v:shape w14:anchorId="09EBD17A" id="Ink 9" o:spid="_x0000_s1026" type="#_x0000_t75" style="position:absolute;margin-left:61.6pt;margin-top:1.3pt;width:11.2pt;height:12.75pt;z-index:251675648;visibility:visible;mso-wrap-style:square;mso-wrap-distance-left:9pt;mso-wrap-distance-top:0;mso-wrap-distance-right:9pt;mso-wrap-distance-bottom:0;mso-position-horizontal:absolute;mso-position-horizontal-relative:text;mso-position-vertical:absolute;mso-position-vertical-relative:text" o:gfxdata="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">
+              <v:shape w14:anchorId="26769A46" id="Ink 9" o:spid="_x0000_s1026" type="#_x0000_t75" style="position:absolute;margin-left:61.6pt;margin-top:1.3pt;width:11.2pt;height:12.75pt;z-index:251675648;visibility:visible;mso-wrap-style:square;mso-wrap-distance-left:9pt;mso-wrap-distance-top:0;mso-wrap-distance-right:9pt;mso-wrap-distance-bottom:0;mso-position-horizontal:absolute;mso-position-horizontal-relative:text;mso-position-vertical:absolute;mso-position-vertical-relative:text" o:gfxdata="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">
                 <v:imagedata r:id="rId10" o:title=""/>
               </v:shape>
             </w:pict>
@@ -15557,7 +15557,7 @@
           </mc:Choice>
           <mc:Fallback>
             <w:pict>
-              <v:line w14:anchorId="23498672" id="Straight Connector 3" o:spid="_x0000_s1026" style="position:absolute;flip:y;z-index:251670528;visibility:visible;mso-wrap-style:square;mso-width-percent:0;mso-height-percent:0;mso-wrap-distance-left:9pt;mso-wrap-distance-top:0;mso-wrap-distance-right:9pt;mso-wrap-distance-bottom:0;mso-position-horizontal:absolute;mso-position-horizontal-relative:text;mso-position-vertical:absolute;mso-position-vertical-relative:text;mso-width-percent:0;mso-height-percent:0;mso-width-relative:margin;mso-height-relative:margin" from="143.65pt,5.2pt" to="151.3pt,52.45pt" o:gfxdata="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" strokecolor="black [3200]" strokeweight="2.25pt">
+              <v:line w14:anchorId="1A338C19" id="Straight Connector 3" o:spid="_x0000_s1026" style="position:absolute;flip:y;z-index:251670528;visibility:visible;mso-wrap-style:square;mso-width-percent:0;mso-height-percent:0;mso-wrap-distance-left:9pt;mso-wrap-distance-top:0;mso-wrap-distance-right:9pt;mso-wrap-distance-bottom:0;mso-position-horizontal:absolute;mso-position-horizontal-relative:text;mso-position-vertical:absolute;mso-position-vertical-relative:text;mso-width-percent:0;mso-height-percent:0;mso-width-relative:margin;mso-height-relative:margin" from="143.65pt,5.2pt" to="151.3pt,52.45pt" o:gfxdata="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" strokecolor="black [3200]" strokeweight="2.25pt">
                 <v:stroke joinstyle="miter"/>
               </v:line>
             </w:pict>
@@ -15609,7 +15609,7 @@
           </mc:Choice>
           <mc:Fallback>
             <w:pict>
-              <v:shape w14:anchorId="42853B8C" id="Ink 17" o:spid="_x0000_s1026" type="#_x0000_t75" style="position:absolute;margin-left:65.65pt;margin-top:23.3pt;width:12.2pt;height:14.25pt;z-index:251680768;visibility:visible;mso-wrap-style:square;mso-wrap-distance-left:9pt;mso-wrap-distance-top:0;mso-wrap-distance-right:9pt;mso-wrap-distance-bottom:0;mso-position-horizontal:absolute;mso-position-horizontal-relative:text;mso-position-vertical:absolute;mso-position-vertical-relative:text" o:gfxdata="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">
+              <v:shape w14:anchorId="7EF4F49E" id="Ink 17" o:spid="_x0000_s1026" type="#_x0000_t75" style="position:absolute;margin-left:65.65pt;margin-top:23.3pt;width:12.2pt;height:14.25pt;z-index:251680768;visibility:visible;mso-wrap-style:square;mso-wrap-distance-left:9pt;mso-wrap-distance-top:0;mso-wrap-distance-right:9pt;mso-wrap-distance-bottom:0;mso-position-horizontal:absolute;mso-position-horizontal-relative:text;mso-position-vertical:absolute;mso-position-vertical-relative:text" o:gfxdata="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">
                 <v:imagedata r:id="rId12" o:title=""/>
               </v:shape>
             </w:pict>
@@ -15654,7 +15654,7 @@
           </mc:Choice>
           <mc:Fallback>
             <w:pict>
-              <v:shape w14:anchorId="5788A3A9" id="Ink 8" o:spid="_x0000_s1026" type="#_x0000_t75" style="position:absolute;margin-left:161.15pt;margin-top:-4.15pt;width:2.35pt;height:11.45pt;z-index:251674624;visibility:visible;mso-wrap-style:square;mso-wrap-distance-left:9pt;mso-wrap-distance-top:0;mso-wrap-distance-right:9pt;mso-wrap-distance-bottom:0;mso-position-horizontal:absolute;mso-position-horizontal-relative:text;mso-position-vertical:absolute;mso-position-vertical-relative:text" o:gfxdata="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">
+              <v:shape w14:anchorId="22202F80" id="Ink 8" o:spid="_x0000_s1026" type="#_x0000_t75" style="position:absolute;margin-left:161.15pt;margin-top:-4.15pt;width:2.35pt;height:11.45pt;z-index:251674624;visibility:visible;mso-wrap-style:square;mso-wrap-distance-left:9pt;mso-wrap-distance-top:0;mso-wrap-distance-right:9pt;mso-wrap-distance-bottom:0;mso-position-horizontal:absolute;mso-position-horizontal-relative:text;mso-position-vertical:absolute;mso-position-vertical-relative:text" o:gfxdata="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">
                 <v:imagedata r:id="rId14" o:title=""/>
               </v:shape>
             </w:pict>
@@ -18800,78 +18800,745 @@
         <w:t>)</w:t>
       </w:r>
     </w:p>
-    <w:p>
-      <w:pPr>
-        <w:shd w:val="clear" w:color="auto" w:fill="FFFFFF"/>
-        <w:spacing w:line="405" w:lineRule="atLeast"/>
-        <w:rPr>
-          <w:rFonts w:ascii="Menlo" w:hAnsi="Menlo" w:cs="Menlo"/>
-          <w:color w:val="000000"/>
-          <w:sz w:val="16"/>
-          <w:szCs w:val="16"/>
-        </w:rPr>
-      </w:pPr>
-    </w:p>
-    <w:p>
-      <w:pPr>
-        <w:rPr>
-          <w:sz w:val="21"/>
-          <w:szCs w:val="21"/>
-        </w:rPr>
-      </w:pPr>
-    </w:p>
     <w:p/>
     <w:p/>
+    <w:p>
+      <w:pPr>
+        <w:pStyle w:val="Heading2"/>
+      </w:pPr>
+      <w:bookmarkStart w:id="6" w:name="_Toc195528246"/>
+      <w:r>
+        <w:t>2.2 Integration Test</w:t>
+      </w:r>
+      <w:bookmarkEnd w:id="6"/>
+    </w:p>
+    <w:p>
+      <w:r>
+        <w:t>To ensure that components work together as expected focuses on verifying the interactions between units or components.</w:t>
+      </w:r>
+      <w:r>
+        <w:t xml:space="preserve"> And for testing the functionality from server.py. We use the Example network for demonstration in Assignment handout.</w:t>
+      </w:r>
+    </w:p>
+    <w:p>
+      <w:pPr>
+        <w:pStyle w:val="Heading1"/>
+      </w:pPr>
+      <w:r>
+        <w:rPr>
+          <w:noProof/>
+          <w14:ligatures w14:val="standardContextual"/>
+        </w:rPr>
+        <w:drawing>
+          <wp:inline distT="0" distB="0" distL="0" distR="0" wp14:anchorId="6821C287" wp14:editId="731C0CF3">
+            <wp:extent cx="4275667" cy="3259568"/>
+            <wp:effectExtent l="0" t="0" r="4445" b="4445"/>
+            <wp:docPr id="1788612703" name="Picture 20"/>
+            <wp:cNvGraphicFramePr>
+              <a:graphicFrameLocks xmlns:a="http://schemas.openxmlformats.org/drawingml/2006/main" noChangeAspect="1"/>
+            </wp:cNvGraphicFramePr>
+            <a:graphic xmlns:a="http://schemas.openxmlformats.org/drawingml/2006/main">
+              <a:graphicData uri="http://schemas.openxmlformats.org/drawingml/2006/picture">
+                <pic:pic xmlns:pic="http://schemas.openxmlformats.org/drawingml/2006/picture">
+                  <pic:nvPicPr>
+                    <pic:cNvPr id="1788612703" name="Picture 1788612703"/>
+                    <pic:cNvPicPr/>
+                  </pic:nvPicPr>
+                  <pic:blipFill>
+                    <a:blip r:embed="rId15" cstate="print">
+                      <a:extLst>
+                        <a:ext uri="{28A0092B-C50C-407E-A947-70E740481C1C}">
+                          <a14:useLocalDpi xmlns:a14="http://schemas.microsoft.com/office/drawing/2010/main" val="0"/>
+                        </a:ext>
+                      </a:extLst>
+                    </a:blip>
+                    <a:stretch>
+                      <a:fillRect/>
+                    </a:stretch>
+                  </pic:blipFill>
+                  <pic:spPr>
+                    <a:xfrm>
+                      <a:off x="0" y="0"/>
+                      <a:ext cx="4294271" cy="3273751"/>
+                    </a:xfrm>
+                    <a:prstGeom prst="rect">
+                      <a:avLst/>
+                    </a:prstGeom>
+                  </pic:spPr>
+                </pic:pic>
+              </a:graphicData>
+            </a:graphic>
+          </wp:inline>
+        </w:drawing>
+      </w:r>
+    </w:p>
+    <w:p>
+      <w:r>
+        <w:t>Run router1:</w:t>
+      </w:r>
+    </w:p>
+    <w:p>
+      <w:r>
+        <w:t>R</w:t>
+      </w:r>
+      <w:r>
+        <w:t>outer1</w:t>
+      </w:r>
+      <w:r>
+        <w:t xml:space="preserve"> should have </w:t>
+      </w:r>
+      <w:proofErr w:type="spellStart"/>
+      <w:r>
+        <w:t>a</w:t>
+      </w:r>
+      <w:proofErr w:type="spellEnd"/>
+      <w:r>
+        <w:t xml:space="preserve"> empty</w:t>
+      </w:r>
+      <w:r>
+        <w:t xml:space="preserve"> </w:t>
+      </w:r>
+      <w:r>
+        <w:t>Initial Routing Table</w:t>
+      </w:r>
+      <w:r>
+        <w:t xml:space="preserve">, and it will </w:t>
+      </w:r>
+      <w:r>
+        <w:t xml:space="preserve">send RIP packet every </w:t>
+      </w:r>
+      <w:r>
+        <w:t xml:space="preserve">30s </w:t>
+      </w:r>
+      <w:r>
+        <w:t>to the port it read from configuration file</w:t>
+      </w:r>
+      <w:r>
+        <w:t xml:space="preserve"> </w:t>
+      </w:r>
+      <w:r>
+        <w:t>2221, 6661, 7771</w:t>
+      </w:r>
+      <w:r>
+        <w:t>.</w:t>
+      </w:r>
+    </w:p>
+    <w:p>
+      <w:r>
+        <w:t>Since there no other router open, so the routing table will stay empty until it receive any further RIP packet.</w:t>
+      </w:r>
+    </w:p>
+    <w:p>
+      <w:r>
+        <w:rPr>
+          <w:noProof/>
+          <w14:ligatures w14:val="standardContextual"/>
+        </w:rPr>
+        <w:drawing>
+          <wp:inline distT="0" distB="0" distL="0" distR="0" wp14:anchorId="7E5D0145" wp14:editId="695134C2">
+            <wp:extent cx="5731510" cy="1247140"/>
+            <wp:effectExtent l="0" t="0" r="0" b="0"/>
+            <wp:docPr id="2048421341" name="Picture 21"/>
+            <wp:cNvGraphicFramePr>
+              <a:graphicFrameLocks xmlns:a="http://schemas.openxmlformats.org/drawingml/2006/main" noChangeAspect="1"/>
+            </wp:cNvGraphicFramePr>
+            <a:graphic xmlns:a="http://schemas.openxmlformats.org/drawingml/2006/main">
+              <a:graphicData uri="http://schemas.openxmlformats.org/drawingml/2006/picture">
+                <pic:pic xmlns:pic="http://schemas.openxmlformats.org/drawingml/2006/picture">
+                  <pic:nvPicPr>
+                    <pic:cNvPr id="2048421341" name="Picture 2048421341"/>
+                    <pic:cNvPicPr/>
+                  </pic:nvPicPr>
+                  <pic:blipFill>
+                    <a:blip r:embed="rId16">
+                      <a:extLst>
+                        <a:ext uri="{28A0092B-C50C-407E-A947-70E740481C1C}">
+                          <a14:useLocalDpi xmlns:a14="http://schemas.microsoft.com/office/drawing/2010/main" val="0"/>
+                        </a:ext>
+                      </a:extLst>
+                    </a:blip>
+                    <a:stretch>
+                      <a:fillRect/>
+                    </a:stretch>
+                  </pic:blipFill>
+                  <pic:spPr>
+                    <a:xfrm>
+                      <a:off x="0" y="0"/>
+                      <a:ext cx="5731510" cy="1247140"/>
+                    </a:xfrm>
+                    <a:prstGeom prst="rect">
+                      <a:avLst/>
+                    </a:prstGeom>
+                  </pic:spPr>
+                </pic:pic>
+              </a:graphicData>
+            </a:graphic>
+          </wp:inline>
+        </w:drawing>
+      </w:r>
+    </w:p>
+    <w:p>
+      <w:r>
+        <w:t>Run router</w:t>
+      </w:r>
+      <w:r>
+        <w:t>2</w:t>
+      </w:r>
+      <w:r>
+        <w:t>:</w:t>
+      </w:r>
+    </w:p>
+    <w:p>
+      <w:r>
+        <w:lastRenderedPageBreak/>
+        <w:t xml:space="preserve">Router1 should have </w:t>
+      </w:r>
+      <w:proofErr w:type="spellStart"/>
+      <w:r>
+        <w:t>a</w:t>
+      </w:r>
+      <w:proofErr w:type="spellEnd"/>
+      <w:r>
+        <w:t xml:space="preserve"> empty</w:t>
+      </w:r>
+      <w:r>
+        <w:t xml:space="preserve"> Initial Routing Table</w:t>
+      </w:r>
+      <w:r>
+        <w:rPr>
+          <w:noProof/>
+          <w14:ligatures w14:val="standardContextual"/>
+        </w:rPr>
+        <w:t xml:space="preserve"> ,</w:t>
+      </w:r>
+      <w:r>
+        <w:t xml:space="preserve"> </w:t>
+      </w:r>
+      <w:r>
+        <w:t xml:space="preserve">and it will send RIP packet every </w:t>
+      </w:r>
+      <w:r>
+        <w:t xml:space="preserve">30s </w:t>
+      </w:r>
+      <w:r>
+        <w:t xml:space="preserve">to the port it read from configuration file </w:t>
+      </w:r>
+      <w:r>
+        <w:t>1111, 3331</w:t>
+      </w:r>
+      <w:r>
+        <w:t>.</w:t>
+      </w:r>
+      <w:r>
+        <w:rPr>
+          <w:noProof/>
+          <w14:ligatures w14:val="standardContextual"/>
+        </w:rPr>
+        <w:drawing>
+          <wp:inline distT="0" distB="0" distL="0" distR="0" wp14:anchorId="7FD27B92" wp14:editId="0DF7D812">
+            <wp:extent cx="5731510" cy="963930"/>
+            <wp:effectExtent l="0" t="0" r="0" b="1270"/>
+            <wp:docPr id="1825239302" name="Picture 22" descr="A close-up of a code&#10;&#10;Description automatically generated"/>
+            <wp:cNvGraphicFramePr>
+              <a:graphicFrameLocks xmlns:a="http://schemas.openxmlformats.org/drawingml/2006/main" noChangeAspect="1"/>
+            </wp:cNvGraphicFramePr>
+            <a:graphic xmlns:a="http://schemas.openxmlformats.org/drawingml/2006/main">
+              <a:graphicData uri="http://schemas.openxmlformats.org/drawingml/2006/picture">
+                <pic:pic xmlns:pic="http://schemas.openxmlformats.org/drawingml/2006/picture">
+                  <pic:nvPicPr>
+                    <pic:cNvPr id="1825239302" name="Picture 22" descr="A close-up of a code&#10;&#10;Description automatically generated"/>
+                    <pic:cNvPicPr/>
+                  </pic:nvPicPr>
+                  <pic:blipFill>
+                    <a:blip r:embed="rId17">
+                      <a:extLst>
+                        <a:ext uri="{28A0092B-C50C-407E-A947-70E740481C1C}">
+                          <a14:useLocalDpi xmlns:a14="http://schemas.microsoft.com/office/drawing/2010/main" val="0"/>
+                        </a:ext>
+                      </a:extLst>
+                    </a:blip>
+                    <a:stretch>
+                      <a:fillRect/>
+                    </a:stretch>
+                  </pic:blipFill>
+                  <pic:spPr>
+                    <a:xfrm>
+                      <a:off x="0" y="0"/>
+                      <a:ext cx="5731510" cy="963930"/>
+                    </a:xfrm>
+                    <a:prstGeom prst="rect">
+                      <a:avLst/>
+                    </a:prstGeom>
+                  </pic:spPr>
+                </pic:pic>
+              </a:graphicData>
+            </a:graphic>
+          </wp:inline>
+        </w:drawing>
+      </w:r>
+    </w:p>
+    <w:p>
+      <w:r>
+        <w:t>In next 30s</w:t>
+      </w:r>
+      <w:r>
+        <w:t xml:space="preserve"> , it will received </w:t>
+      </w:r>
+      <w:r>
+        <w:t>RIP packet</w:t>
+      </w:r>
+      <w:r>
+        <w:t xml:space="preserve"> from port 1111 (router1), and it will processed (decode) this packet then running the routing algorithm to update </w:t>
+      </w:r>
+      <w:proofErr w:type="spellStart"/>
+      <w:r>
+        <w:t>it</w:t>
+      </w:r>
+      <w:proofErr w:type="spellEnd"/>
+      <w:r>
+        <w:t xml:space="preserve"> own routing table.</w:t>
+      </w:r>
+    </w:p>
+    <w:p>
+      <w:r>
+        <w:rPr>
+          <w:noProof/>
+          <w14:ligatures w14:val="standardContextual"/>
+        </w:rPr>
+        <w:drawing>
+          <wp:inline distT="0" distB="0" distL="0" distR="0" wp14:anchorId="02F32289" wp14:editId="7AD8ECC3">
+            <wp:extent cx="5731510" cy="2902585"/>
+            <wp:effectExtent l="0" t="0" r="0" b="5715"/>
+            <wp:docPr id="265459733" name="Picture 23"/>
+            <wp:cNvGraphicFramePr>
+              <a:graphicFrameLocks xmlns:a="http://schemas.openxmlformats.org/drawingml/2006/main" noChangeAspect="1"/>
+            </wp:cNvGraphicFramePr>
+            <a:graphic xmlns:a="http://schemas.openxmlformats.org/drawingml/2006/main">
+              <a:graphicData uri="http://schemas.openxmlformats.org/drawingml/2006/picture">
+                <pic:pic xmlns:pic="http://schemas.openxmlformats.org/drawingml/2006/picture">
+                  <pic:nvPicPr>
+                    <pic:cNvPr id="265459733" name="Picture 265459733"/>
+                    <pic:cNvPicPr/>
+                  </pic:nvPicPr>
+                  <pic:blipFill>
+                    <a:blip r:embed="rId18">
+                      <a:extLst>
+                        <a:ext uri="{28A0092B-C50C-407E-A947-70E740481C1C}">
+                          <a14:useLocalDpi xmlns:a14="http://schemas.microsoft.com/office/drawing/2010/main" val="0"/>
+                        </a:ext>
+                      </a:extLst>
+                    </a:blip>
+                    <a:stretch>
+                      <a:fillRect/>
+                    </a:stretch>
+                  </pic:blipFill>
+                  <pic:spPr>
+                    <a:xfrm>
+                      <a:off x="0" y="0"/>
+                      <a:ext cx="5731510" cy="2902585"/>
+                    </a:xfrm>
+                    <a:prstGeom prst="rect">
+                      <a:avLst/>
+                    </a:prstGeom>
+                  </pic:spPr>
+                </pic:pic>
+              </a:graphicData>
+            </a:graphic>
+          </wp:inline>
+        </w:drawing>
+      </w:r>
+    </w:p>
+    <w:p>
+      <w:r>
+        <w:t xml:space="preserve">In next 30s, router1 also received </w:t>
+      </w:r>
+      <w:r>
+        <w:t>RIP packet</w:t>
+      </w:r>
+      <w:r>
+        <w:t xml:space="preserve"> </w:t>
+      </w:r>
+      <w:r>
+        <w:t xml:space="preserve">from port </w:t>
+      </w:r>
+      <w:r>
+        <w:t>222</w:t>
+      </w:r>
+      <w:r>
+        <w:t>1</w:t>
+      </w:r>
+      <w:r>
+        <w:t xml:space="preserve">(router2), </w:t>
+      </w:r>
+      <w:r>
+        <w:t xml:space="preserve">it will processed (decode) this packet update </w:t>
+      </w:r>
+      <w:r>
+        <w:t>the</w:t>
+      </w:r>
+      <w:r>
+        <w:t xml:space="preserve"> routing table.</w:t>
+      </w:r>
+    </w:p>
     <w:p/>
+    <w:p>
+      <w:r>
+        <w:rPr>
+          <w:noProof/>
+          <w14:ligatures w14:val="standardContextual"/>
+        </w:rPr>
+        <w:lastRenderedPageBreak/>
+        <w:drawing>
+          <wp:inline distT="0" distB="0" distL="0" distR="0" wp14:anchorId="14C06183" wp14:editId="09366E3B">
+            <wp:extent cx="5731510" cy="5333365"/>
+            <wp:effectExtent l="0" t="0" r="0" b="635"/>
+            <wp:docPr id="259691073" name="Picture 24"/>
+            <wp:cNvGraphicFramePr>
+              <a:graphicFrameLocks xmlns:a="http://schemas.openxmlformats.org/drawingml/2006/main" noChangeAspect="1"/>
+            </wp:cNvGraphicFramePr>
+            <a:graphic xmlns:a="http://schemas.openxmlformats.org/drawingml/2006/main">
+              <a:graphicData uri="http://schemas.openxmlformats.org/drawingml/2006/picture">
+                <pic:pic xmlns:pic="http://schemas.openxmlformats.org/drawingml/2006/picture">
+                  <pic:nvPicPr>
+                    <pic:cNvPr id="259691073" name="Picture 259691073"/>
+                    <pic:cNvPicPr/>
+                  </pic:nvPicPr>
+                  <pic:blipFill>
+                    <a:blip r:embed="rId19">
+                      <a:extLst>
+                        <a:ext uri="{28A0092B-C50C-407E-A947-70E740481C1C}">
+                          <a14:useLocalDpi xmlns:a14="http://schemas.microsoft.com/office/drawing/2010/main" val="0"/>
+                        </a:ext>
+                      </a:extLst>
+                    </a:blip>
+                    <a:stretch>
+                      <a:fillRect/>
+                    </a:stretch>
+                  </pic:blipFill>
+                  <pic:spPr>
+                    <a:xfrm>
+                      <a:off x="0" y="0"/>
+                      <a:ext cx="5731510" cy="5333365"/>
+                    </a:xfrm>
+                    <a:prstGeom prst="rect">
+                      <a:avLst/>
+                    </a:prstGeom>
+                  </pic:spPr>
+                </pic:pic>
+              </a:graphicData>
+            </a:graphic>
+          </wp:inline>
+        </w:drawing>
+      </w:r>
+    </w:p>
     <w:p/>
+    <w:p>
+      <w:r>
+        <w:t>The update time should be the last time when received the RIP packet and the Garbage should be always False since they both alive.</w:t>
+      </w:r>
+    </w:p>
     <w:p/>
+    <w:p>
+      <w:r>
+        <w:t>Then we add router 3 in</w:t>
+      </w:r>
+      <w:r>
+        <w:t>:</w:t>
+      </w:r>
+    </w:p>
+    <w:p>
+      <w:r>
+        <w:t xml:space="preserve">Form the RIP packet from </w:t>
+      </w:r>
+      <w:r>
+        <w:t xml:space="preserve">router </w:t>
+      </w:r>
+      <w:r>
+        <w:t xml:space="preserve">3 send to </w:t>
+      </w:r>
+      <w:r>
+        <w:t xml:space="preserve">router </w:t>
+      </w:r>
+      <w:r>
+        <w:t xml:space="preserve">2 , </w:t>
+      </w:r>
+      <w:r>
+        <w:t xml:space="preserve">router </w:t>
+      </w:r>
+      <w:r>
+        <w:t xml:space="preserve">2 will update the routing table add the new path to </w:t>
+      </w:r>
+      <w:r>
+        <w:t xml:space="preserve">router </w:t>
+      </w:r>
+      <w:r>
+        <w:t xml:space="preserve">3 then send this information  to </w:t>
+      </w:r>
+      <w:r>
+        <w:t xml:space="preserve">router </w:t>
+      </w:r>
+      <w:r>
+        <w:t>1 in the next periodic update(30s). Router 1 will add path to router 3 in the table.</w:t>
+      </w:r>
+    </w:p>
+    <w:p>
+      <w:r>
+        <w:rPr>
+          <w:noProof/>
+          <w14:ligatures w14:val="standardContextual"/>
+        </w:rPr>
+        <w:lastRenderedPageBreak/>
+        <w:drawing>
+          <wp:inline distT="0" distB="0" distL="0" distR="0" wp14:anchorId="02CCAEA3" wp14:editId="009623B0">
+            <wp:extent cx="5731510" cy="3489325"/>
+            <wp:effectExtent l="0" t="0" r="0" b="3175"/>
+            <wp:docPr id="383123363" name="Picture 25"/>
+            <wp:cNvGraphicFramePr>
+              <a:graphicFrameLocks xmlns:a="http://schemas.openxmlformats.org/drawingml/2006/main" noChangeAspect="1"/>
+            </wp:cNvGraphicFramePr>
+            <a:graphic xmlns:a="http://schemas.openxmlformats.org/drawingml/2006/main">
+              <a:graphicData uri="http://schemas.openxmlformats.org/drawingml/2006/picture">
+                <pic:pic xmlns:pic="http://schemas.openxmlformats.org/drawingml/2006/picture">
+                  <pic:nvPicPr>
+                    <pic:cNvPr id="383123363" name="Picture 383123363"/>
+                    <pic:cNvPicPr/>
+                  </pic:nvPicPr>
+                  <pic:blipFill>
+                    <a:blip r:embed="rId20">
+                      <a:extLst>
+                        <a:ext uri="{28A0092B-C50C-407E-A947-70E740481C1C}">
+                          <a14:useLocalDpi xmlns:a14="http://schemas.microsoft.com/office/drawing/2010/main" val="0"/>
+                        </a:ext>
+                      </a:extLst>
+                    </a:blip>
+                    <a:stretch>
+                      <a:fillRect/>
+                    </a:stretch>
+                  </pic:blipFill>
+                  <pic:spPr>
+                    <a:xfrm>
+                      <a:off x="0" y="0"/>
+                      <a:ext cx="5731510" cy="3489325"/>
+                    </a:xfrm>
+                    <a:prstGeom prst="rect">
+                      <a:avLst/>
+                    </a:prstGeom>
+                  </pic:spPr>
+                </pic:pic>
+              </a:graphicData>
+            </a:graphic>
+          </wp:inline>
+        </w:drawing>
+      </w:r>
+    </w:p>
+    <w:p>
+      <w:r>
+        <w:t xml:space="preserve">Then in next </w:t>
+      </w:r>
+      <w:r>
+        <w:t>periodic update(30s)</w:t>
+      </w:r>
+      <w:r>
+        <w:t>, router 1 will send a poisoned packet to router 2 since it learned the route to router 3 from router 2. Router 2 will received a RIP packet from port 1111 with the cost to 3 equal 16.</w:t>
+      </w:r>
+    </w:p>
+    <w:p>
+      <w:r>
+        <w:t xml:space="preserve">In same stage router 3 will also learned the path to 1 and send router 2 a </w:t>
+      </w:r>
+      <w:r>
+        <w:t>poisoned packet</w:t>
+      </w:r>
+      <w:r>
+        <w:t>.</w:t>
+      </w:r>
+    </w:p>
+    <w:p>
+      <w:r>
+        <w:rPr>
+          <w:noProof/>
+          <w14:ligatures w14:val="standardContextual"/>
+        </w:rPr>
+        <w:drawing>
+          <wp:inline distT="0" distB="0" distL="0" distR="0" wp14:anchorId="686CFC6E" wp14:editId="6CCBCE56">
+            <wp:extent cx="5731510" cy="3489325"/>
+            <wp:effectExtent l="0" t="0" r="0" b="3175"/>
+            <wp:docPr id="1540045211" name="Picture 26"/>
+            <wp:cNvGraphicFramePr>
+              <a:graphicFrameLocks xmlns:a="http://schemas.openxmlformats.org/drawingml/2006/main" noChangeAspect="1"/>
+            </wp:cNvGraphicFramePr>
+            <a:graphic xmlns:a="http://schemas.openxmlformats.org/drawingml/2006/main">
+              <a:graphicData uri="http://schemas.openxmlformats.org/drawingml/2006/picture">
+                <pic:pic xmlns:pic="http://schemas.openxmlformats.org/drawingml/2006/picture">
+                  <pic:nvPicPr>
+                    <pic:cNvPr id="1540045211" name="Picture 1540045211"/>
+                    <pic:cNvPicPr/>
+                  </pic:nvPicPr>
+                  <pic:blipFill>
+                    <a:blip r:embed="rId21">
+                      <a:extLst>
+                        <a:ext uri="{28A0092B-C50C-407E-A947-70E740481C1C}">
+                          <a14:useLocalDpi xmlns:a14="http://schemas.microsoft.com/office/drawing/2010/main" val="0"/>
+                        </a:ext>
+                      </a:extLst>
+                    </a:blip>
+                    <a:stretch>
+                      <a:fillRect/>
+                    </a:stretch>
+                  </pic:blipFill>
+                  <pic:spPr>
+                    <a:xfrm>
+                      <a:off x="0" y="0"/>
+                      <a:ext cx="5731510" cy="3489325"/>
+                    </a:xfrm>
+                    <a:prstGeom prst="rect">
+                      <a:avLst/>
+                    </a:prstGeom>
+                  </pic:spPr>
+                </pic:pic>
+              </a:graphicData>
+            </a:graphic>
+          </wp:inline>
+        </w:drawing>
+      </w:r>
+    </w:p>
+    <w:p>
+      <w:r>
+        <w:t>Then, we shut down router 2 , to see how the reaction router 1 and router 3 will drop this route.</w:t>
+      </w:r>
+    </w:p>
+    <w:p>
+      <w:r>
+        <w:lastRenderedPageBreak/>
+        <w:t xml:space="preserve">After 120s router 2 been shut , </w:t>
+      </w:r>
+      <w:r>
+        <w:t xml:space="preserve">router </w:t>
+      </w:r>
+      <w:r>
+        <w:t>3</w:t>
+      </w:r>
+      <w:r>
+        <w:t xml:space="preserve"> </w:t>
+      </w:r>
+      <w:r>
+        <w:t>will set the cost to router 2  and router 1 to 16.</w:t>
+      </w:r>
+      <w:r>
+        <w:rPr>
+          <w:noProof/>
+          <w14:ligatures w14:val="standardContextual"/>
+        </w:rPr>
+        <w:drawing>
+          <wp:inline distT="0" distB="0" distL="0" distR="0" wp14:anchorId="2F360F74" wp14:editId="346F6D66">
+            <wp:extent cx="5731510" cy="3133090"/>
+            <wp:effectExtent l="0" t="0" r="0" b="3810"/>
+            <wp:docPr id="1713431620" name="Picture 27"/>
+            <wp:cNvGraphicFramePr>
+              <a:graphicFrameLocks xmlns:a="http://schemas.openxmlformats.org/drawingml/2006/main" noChangeAspect="1"/>
+            </wp:cNvGraphicFramePr>
+            <a:graphic xmlns:a="http://schemas.openxmlformats.org/drawingml/2006/main">
+              <a:graphicData uri="http://schemas.openxmlformats.org/drawingml/2006/picture">
+                <pic:pic xmlns:pic="http://schemas.openxmlformats.org/drawingml/2006/picture">
+                  <pic:nvPicPr>
+                    <pic:cNvPr id="1713431620" name="Picture 1713431620"/>
+                    <pic:cNvPicPr/>
+                  </pic:nvPicPr>
+                  <pic:blipFill>
+                    <a:blip r:embed="rId22">
+                      <a:extLst>
+                        <a:ext uri="{28A0092B-C50C-407E-A947-70E740481C1C}">
+                          <a14:useLocalDpi xmlns:a14="http://schemas.microsoft.com/office/drawing/2010/main" val="0"/>
+                        </a:ext>
+                      </a:extLst>
+                    </a:blip>
+                    <a:stretch>
+                      <a:fillRect/>
+                    </a:stretch>
+                  </pic:blipFill>
+                  <pic:spPr>
+                    <a:xfrm>
+                      <a:off x="0" y="0"/>
+                      <a:ext cx="5731510" cy="3133090"/>
+                    </a:xfrm>
+                    <a:prstGeom prst="rect">
+                      <a:avLst/>
+                    </a:prstGeom>
+                  </pic:spPr>
+                </pic:pic>
+              </a:graphicData>
+            </a:graphic>
+          </wp:inline>
+        </w:drawing>
+      </w:r>
+    </w:p>
     <w:p/>
-    <w:p/>
-    <w:p>
-      <w:pPr>
-        <w:pStyle w:val="Heading2"/>
-      </w:pPr>
-      <w:bookmarkStart w:id="6" w:name="_Toc195528246"/>
-      <w:r>
-        <w:t>2.2 Integration Test</w:t>
-      </w:r>
-      <w:bookmarkEnd w:id="6"/>
-    </w:p>
-    <w:p>
-      <w:r>
-        <w:t>To ensure that components work together as expected focuses on verifying the interactions between units or components.</w:t>
-      </w:r>
-    </w:p>
-    <w:p>
-      <w:r>
-        <w:t xml:space="preserve">We build up </w:t>
-      </w:r>
-      <w:proofErr w:type="spellStart"/>
-      <w:r>
-        <w:t>a</w:t>
-      </w:r>
-      <w:proofErr w:type="spellEnd"/>
-      <w:r>
-        <w:t xml:space="preserve"> easy model to test the routing </w:t>
-      </w:r>
-      <w:proofErr w:type="spellStart"/>
-      <w:r>
-        <w:t>alrgithem</w:t>
-      </w:r>
-      <w:proofErr w:type="spellEnd"/>
+    <w:p>
+      <w:r>
+        <w:t>After 180</w:t>
+      </w:r>
+      <w:r>
+        <w:t xml:space="preserve">s router 2 been shut , router 3 will </w:t>
+      </w:r>
+      <w:r>
+        <w:t>remove</w:t>
+      </w:r>
+      <w:r>
+        <w:t xml:space="preserve"> router 2  and router 1</w:t>
+      </w:r>
+      <w:r>
+        <w:t xml:space="preserve"> from it routing table</w:t>
+      </w:r>
       <w:r>
         <w:t>.</w:t>
       </w:r>
-    </w:p>
-    <w:p>
-      <w:r>
-        <w:t xml:space="preserve"> For the easy model ,we have 4 router and they connect together in </w:t>
-      </w:r>
-    </w:p>
-    <w:p>
-      <w:pPr>
-        <w:pStyle w:val="Heading1"/>
-      </w:pPr>
+      <w:r>
+        <w:rPr>
+          <w:noProof/>
+          <w14:ligatures w14:val="standardContextual"/>
+        </w:rPr>
+        <w:drawing>
+          <wp:inline distT="0" distB="0" distL="0" distR="0" wp14:anchorId="5BC33E54" wp14:editId="71122C97">
+            <wp:extent cx="5731510" cy="1864995"/>
+            <wp:effectExtent l="0" t="0" r="0" b="1905"/>
+            <wp:docPr id="1694872080" name="Picture 28"/>
+            <wp:cNvGraphicFramePr>
+              <a:graphicFrameLocks xmlns:a="http://schemas.openxmlformats.org/drawingml/2006/main" noChangeAspect="1"/>
+            </wp:cNvGraphicFramePr>
+            <a:graphic xmlns:a="http://schemas.openxmlformats.org/drawingml/2006/main">
+              <a:graphicData uri="http://schemas.openxmlformats.org/drawingml/2006/picture">
+                <pic:pic xmlns:pic="http://schemas.openxmlformats.org/drawingml/2006/picture">
+                  <pic:nvPicPr>
+                    <pic:cNvPr id="1694872080" name="Picture 1694872080"/>
+                    <pic:cNvPicPr/>
+                  </pic:nvPicPr>
+                  <pic:blipFill>
+                    <a:blip r:embed="rId23">
+                      <a:extLst>
+                        <a:ext uri="{28A0092B-C50C-407E-A947-70E740481C1C}">
+                          <a14:useLocalDpi xmlns:a14="http://schemas.microsoft.com/office/drawing/2010/main" val="0"/>
+                        </a:ext>
+                      </a:extLst>
+                    </a:blip>
+                    <a:stretch>
+                      <a:fillRect/>
+                    </a:stretch>
+                  </pic:blipFill>
+                  <pic:spPr>
+                    <a:xfrm>
+                      <a:off x="0" y="0"/>
+                      <a:ext cx="5731510" cy="1864995"/>
+                    </a:xfrm>
+                    <a:prstGeom prst="rect">
+                      <a:avLst/>
+                    </a:prstGeom>
+                  </pic:spPr>
+                </pic:pic>
+              </a:graphicData>
+            </a:graphic>
+          </wp:inline>
+        </w:drawing>
+      </w:r>
     </w:p>
     <w:p>
       <w:pPr>
@@ -20223,7 +20890,7 @@
 </file>
 
 <file path=customXml/itemProps1.xml><?xml version="1.0" encoding="utf-8"?>
-<ds:datastoreItem xmlns:ds="http://schemas.openxmlformats.org/officeDocument/2006/customXml" ds:itemID="{AA5CAB44-041C-DF42-A66A-31BA8BCADC4D}">
+<ds:datastoreItem xmlns:ds="http://schemas.openxmlformats.org/officeDocument/2006/customXml" ds:itemID="{D6D9D651-084D-EA4D-8C30-A51799E59E2C}">
   <ds:schemaRefs>
     <ds:schemaRef ds:uri="http://schemas.openxmlformats.org/officeDocument/2006/bibliography"/>
   </ds:schemaRefs>

--- a/doc/assignment.docx
+++ b/doc/assignment.docx
@@ -461,18 +461,25 @@
       <w:pPr>
         <w:jc w:val="center"/>
         <w:rPr>
+          <w:sz w:val="36"/>
+          <w:szCs w:val="40"/>
+        </w:rPr>
+      </w:pPr>
+      <w:r>
+        <w:rPr>
           <w:rFonts w:hint="eastAsia"/>
           <w:sz w:val="36"/>
           <w:szCs w:val="40"/>
         </w:rPr>
-      </w:pPr>
+        <w:t>Yumeng Shi</w:t>
+      </w:r>
       <w:r>
         <w:rPr>
           <w:rFonts w:hint="eastAsia"/>
           <w:sz w:val="36"/>
           <w:szCs w:val="40"/>
         </w:rPr>
-        <w:t>Yumeng Shi</w:t>
+        <w:t>（</w:t>
       </w:r>
       <w:r>
         <w:rPr>
@@ -480,7 +487,7 @@
           <w:sz w:val="36"/>
           <w:szCs w:val="40"/>
         </w:rPr>
-        <w:t>（</w:t>
+        <w:t>74341182</w:t>
       </w:r>
       <w:r>
         <w:rPr>
@@ -488,16 +495,17 @@
           <w:sz w:val="36"/>
           <w:szCs w:val="40"/>
         </w:rPr>
-        <w:t>74341182</w:t>
-      </w:r>
-      <w:r>
-        <w:rPr>
-          <w:rFonts w:hint="eastAsia"/>
+        <w:t>）</w:t>
+      </w:r>
+    </w:p>
+    <w:p>
+      <w:pPr>
+        <w:jc w:val="center"/>
+        <w:rPr>
           <w:sz w:val="36"/>
           <w:szCs w:val="40"/>
         </w:rPr>
-        <w:t>）</w:t>
-      </w:r>
+      </w:pPr>
     </w:p>
     <w:p>
       <w:pPr>
@@ -537,15 +545,6 @@
     </w:p>
     <w:p>
       <w:pPr>
-        <w:jc w:val="center"/>
-        <w:rPr>
-          <w:sz w:val="36"/>
-          <w:szCs w:val="40"/>
-        </w:rPr>
-      </w:pPr>
-    </w:p>
-    <w:p>
-      <w:pPr>
         <w:rPr>
           <w:lang w:val="en-AU"/>
         </w:rPr>
@@ -609,6 +608,15 @@
     </w:p>
     <w:sdt>
       <w:sdtPr>
+        <w:rPr>
+          <w:rFonts w:ascii="Times New Roman" w:eastAsia="Times New Roman" w:hAnsi="Times New Roman" w:cs="Times New Roman"/>
+          <w:b w:val="0"/>
+          <w:bCs w:val="0"/>
+          <w:color w:val="auto"/>
+          <w:sz w:val="24"/>
+          <w:szCs w:val="24"/>
+          <w:lang w:val="en-NZ" w:eastAsia="zh-CN"/>
+        </w:rPr>
         <w:id w:val="1967005201"/>
         <w:docPartObj>
           <w:docPartGallery w:val="Table of Contents"/>
@@ -617,15 +625,24 @@
       </w:sdtPr>
       <w:sdtEndPr>
         <w:rPr>
-          <w:rFonts w:ascii="Times New Roman" w:eastAsia="Times New Roman" w:hAnsi="Times New Roman" w:cs="Times New Roman"/>
           <w:noProof/>
-          <w:color w:val="auto"/>
-          <w:sz w:val="24"/>
-          <w:szCs w:val="24"/>
-          <w:lang w:val="en-NZ" w:eastAsia="zh-CN"/>
         </w:rPr>
       </w:sdtEndPr>
       <w:sdtContent>
+        <w:p>
+          <w:pPr>
+            <w:pStyle w:val="TOCHeading"/>
+            <w:rPr>
+              <w:rFonts w:ascii="Times New Roman" w:eastAsia="Times New Roman" w:hAnsi="Times New Roman" w:cs="Times New Roman"/>
+              <w:b w:val="0"/>
+              <w:bCs w:val="0"/>
+              <w:color w:val="auto"/>
+              <w:sz w:val="24"/>
+              <w:szCs w:val="24"/>
+              <w:lang w:val="en-NZ" w:eastAsia="zh-CN"/>
+            </w:rPr>
+          </w:pPr>
+        </w:p>
         <w:p>
           <w:pPr>
             <w:pStyle w:val="TOCHeading"/>
@@ -1311,14 +1328,163 @@
           <w:lang w:val="en-AU"/>
         </w:rPr>
       </w:pPr>
-    </w:p>
-    <w:p>
-      <w:pPr>
-        <w:rPr>
+      <w:r>
+        <w:rPr>
+          <w:noProof/>
           <w:lang w:val="en-AU"/>
-        </w:rPr>
-      </w:pPr>
-    </w:p>
+          <w14:ligatures w14:val="standardContextual"/>
+        </w:rPr>
+        <mc:AlternateContent>
+          <mc:Choice Requires="wps">
+            <w:drawing>
+              <wp:anchor distT="0" distB="0" distL="114300" distR="114300" simplePos="0" relativeHeight="251681792" behindDoc="1" locked="0" layoutInCell="1" allowOverlap="1" wp14:anchorId="034102FC" wp14:editId="32CCA2EB">
+                <wp:simplePos x="0" y="0"/>
+                <wp:positionH relativeFrom="column">
+                  <wp:posOffset>-220557</wp:posOffset>
+                </wp:positionH>
+                <wp:positionV relativeFrom="paragraph">
+                  <wp:posOffset>80645</wp:posOffset>
+                </wp:positionV>
+                <wp:extent cx="6223000" cy="3005455"/>
+                <wp:effectExtent l="0" t="0" r="12700" b="17145"/>
+                <wp:wrapNone/>
+                <wp:docPr id="1227460364" name="Rectangle 1"/>
+                <wp:cNvGraphicFramePr/>
+                <a:graphic xmlns:a="http://schemas.openxmlformats.org/drawingml/2006/main">
+                  <a:graphicData uri="http://schemas.microsoft.com/office/word/2010/wordprocessingShape">
+                    <wps:wsp>
+                      <wps:cNvSpPr/>
+                      <wps:spPr>
+                        <a:xfrm>
+                          <a:off x="0" y="0"/>
+                          <a:ext cx="6223000" cy="3005455"/>
+                        </a:xfrm>
+                        <a:prstGeom prst="rect">
+                          <a:avLst/>
+                        </a:prstGeom>
+                      </wps:spPr>
+                      <wps:style>
+                        <a:lnRef idx="2">
+                          <a:schemeClr val="accent3">
+                            <a:shade val="15000"/>
+                          </a:schemeClr>
+                        </a:lnRef>
+                        <a:fillRef idx="1">
+                          <a:schemeClr val="accent3"/>
+                        </a:fillRef>
+                        <a:effectRef idx="0">
+                          <a:schemeClr val="accent3"/>
+                        </a:effectRef>
+                        <a:fontRef idx="minor">
+                          <a:schemeClr val="lt1"/>
+                        </a:fontRef>
+                      </wps:style>
+                      <wps:bodyPr rot="0" spcFirstLastPara="0" vertOverflow="overflow" horzOverflow="overflow" vert="horz" wrap="square" lIns="91440" tIns="45720" rIns="91440" bIns="45720" numCol="1" spcCol="0" rtlCol="0" fromWordArt="0" anchor="ctr" anchorCtr="0" forceAA="0" compatLnSpc="1">
+                        <a:prstTxWarp prst="textNoShape">
+                          <a:avLst/>
+                        </a:prstTxWarp>
+                        <a:noAutofit/>
+                      </wps:bodyPr>
+                    </wps:wsp>
+                  </a:graphicData>
+                </a:graphic>
+              </wp:anchor>
+            </w:drawing>
+          </mc:Choice>
+          <mc:Fallback>
+            <w:pict>
+              <v:rect w14:anchorId="00CCE8A0" id="Rectangle 1" o:spid="_x0000_s1026" style="position:absolute;margin-left:-17.35pt;margin-top:6.35pt;width:490pt;height:236.65pt;z-index:-251634688;visibility:visible;mso-wrap-style:square;mso-wrap-distance-left:9pt;mso-wrap-distance-top:0;mso-wrap-distance-right:9pt;mso-wrap-distance-bottom:0;mso-position-horizontal:absolute;mso-position-horizontal-relative:text;mso-position-vertical:absolute;mso-position-vertical-relative:text;v-text-anchor:middle" o:gfxdata="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" fillcolor="#a5a5a5 [3206]" strokecolor="#181818 [486]" strokeweight="1pt"/>
+            </w:pict>
+          </mc:Fallback>
+        </mc:AlternateContent>
+      </w:r>
+    </w:p>
+    <w:p/>
+    <w:p>
+      <w:pPr>
+        <w:jc w:val="center"/>
+        <w:rPr>
+          <w:b/>
+          <w:bCs/>
+        </w:rPr>
+      </w:pPr>
+      <w:r>
+        <w:rPr>
+          <w:b/>
+          <w:bCs/>
+        </w:rPr>
+        <w:t>Declaration</w:t>
+      </w:r>
+    </w:p>
+    <w:p>
+      <w:r>
+        <w:t xml:space="preserve">I declare that this assignment submission represents my own work (except for allowed material provided in the course), and that ideas or extracts from other sources are properly acknowledged in the report. I have not allowed anyone to copy my work with the intention of passing it off as their own work. </w:t>
+      </w:r>
+    </w:p>
+    <w:p/>
+    <w:p>
+      <w:r>
+        <w:t>Name: Yumeng Shi</w:t>
+      </w:r>
+    </w:p>
+    <w:p>
+      <w:r>
+        <w:t>Student ID: 74341182</w:t>
+      </w:r>
+    </w:p>
+    <w:p>
+      <w:r>
+        <w:t xml:space="preserve">Date: </w:t>
+      </w:r>
+      <w:r>
+        <w:t>16</w:t>
+      </w:r>
+      <w:r>
+        <w:t>/</w:t>
+      </w:r>
+      <w:r>
+        <w:t>4</w:t>
+      </w:r>
+      <w:r>
+        <w:t>/2025</w:t>
+      </w:r>
+    </w:p>
+    <w:p/>
+    <w:p>
+      <w:r>
+        <w:t xml:space="preserve">Name: </w:t>
+      </w:r>
+      <w:r>
+        <w:t>Shunzhi Zhang</w:t>
+      </w:r>
+    </w:p>
+    <w:p>
+      <w:r>
+        <w:t xml:space="preserve">Student ID: </w:t>
+      </w:r>
+      <w:r>
+        <w:t>31340795</w:t>
+      </w:r>
+    </w:p>
+    <w:p>
+      <w:r>
+        <w:t xml:space="preserve">Date: </w:t>
+      </w:r>
+      <w:r>
+        <w:t>16</w:t>
+      </w:r>
+      <w:r>
+        <w:t>/</w:t>
+      </w:r>
+      <w:r>
+        <w:t>4</w:t>
+      </w:r>
+      <w:r>
+        <w:t>/2025</w:t>
+      </w:r>
+    </w:p>
+    <w:p/>
+    <w:p/>
     <w:p>
       <w:pPr>
         <w:rPr>
@@ -1391,17 +1557,19 @@
     </w:p>
     <w:p>
       <w:pPr>
+        <w:pStyle w:val="Heading1"/>
         <w:rPr>
           <w:lang w:val="en-AU"/>
         </w:rPr>
       </w:pPr>
-    </w:p>
-    <w:p>
-      <w:pPr>
+      <w:bookmarkStart w:id="0" w:name="_Toc195528241"/>
+      <w:r>
         <w:rPr>
           <w:lang w:val="en-AU"/>
         </w:rPr>
-      </w:pPr>
+        <w:t>1 Summary</w:t>
+      </w:r>
+      <w:bookmarkEnd w:id="0"/>
     </w:p>
     <w:p>
       <w:pPr>
@@ -1409,13 +1577,12 @@
           <w:lang w:val="en-AU"/>
         </w:rPr>
       </w:pPr>
-    </w:p>
-    <w:p>
-      <w:pPr>
+      <w:r>
         <w:rPr>
           <w:lang w:val="en-AU"/>
         </w:rPr>
-      </w:pPr>
+        <w:t>This programming project is a routing daemon developed in Python 3, utilizing a socket interface on the Linux operating system to implement Routing Information Protocol Version 2 (RIPv2). It includes modules for configuration processing, packet handling, routing algorithms, and server functionality. The project features a user-friendly interface and is well-structured to facilitate the addition of new functions and future maintenance.</w:t>
+      </w:r>
     </w:p>
     <w:p>
       <w:pPr>
@@ -1426,110 +1593,11 @@
     </w:p>
     <w:p>
       <w:pPr>
-        <w:rPr>
-          <w:lang w:val="en-AU"/>
-        </w:rPr>
-      </w:pPr>
-    </w:p>
-    <w:p>
-      <w:pPr>
-        <w:rPr>
-          <w:lang w:val="en-AU"/>
-        </w:rPr>
-      </w:pPr>
-    </w:p>
-    <w:p>
-      <w:pPr>
-        <w:rPr>
-          <w:lang w:val="en-AU"/>
-        </w:rPr>
-      </w:pPr>
-    </w:p>
-    <w:p>
-      <w:pPr>
-        <w:rPr>
-          <w:lang w:val="en-AU"/>
-        </w:rPr>
-      </w:pPr>
-    </w:p>
-    <w:p>
-      <w:pPr>
-        <w:rPr>
-          <w:lang w:val="en-AU"/>
-        </w:rPr>
-      </w:pPr>
-    </w:p>
-    <w:p>
-      <w:pPr>
-        <w:rPr>
-          <w:lang w:val="en-AU"/>
-        </w:rPr>
-      </w:pPr>
-    </w:p>
-    <w:p>
-      <w:pPr>
-        <w:rPr>
-          <w:lang w:val="en-AU"/>
-        </w:rPr>
-      </w:pPr>
-    </w:p>
-    <w:p>
-      <w:pPr>
-        <w:pStyle w:val="Heading1"/>
-        <w:rPr>
-          <w:lang w:val="en-AU"/>
-        </w:rPr>
-      </w:pPr>
-      <w:bookmarkStart w:id="0" w:name="_Toc195528241"/>
-    </w:p>
-    <w:p>
-      <w:pPr>
-        <w:pStyle w:val="Heading1"/>
-        <w:rPr>
-          <w:lang w:val="en-AU"/>
-        </w:rPr>
-      </w:pPr>
-      <w:r>
-        <w:rPr>
-          <w:lang w:val="en-AU"/>
-        </w:rPr>
-        <w:t>1 Summary</w:t>
-      </w:r>
-      <w:bookmarkEnd w:id="0"/>
-    </w:p>
-    <w:p>
-      <w:pPr>
-        <w:rPr>
-          <w:lang w:val="en-AU"/>
-        </w:rPr>
-      </w:pPr>
-      <w:r>
-        <w:rPr>
-          <w:lang w:val="en-AU"/>
-        </w:rPr>
-        <w:t>This programming project is a routing daemon developed in Python 3, utilizing a socket interface on the Linux operating system to implement Routing Information Protocol Version 2 (RIPv2). It includes modules for configuration processing, packet handling, routing algorithms, and server functionality. The project features a user-friendly interface and is well-structured to facilitate the addition of new functions and future maintenance.</w:t>
-      </w:r>
-    </w:p>
-    <w:p>
-      <w:pPr>
-        <w:rPr>
-          <w:lang w:val="en-AU"/>
-        </w:rPr>
-      </w:pPr>
-    </w:p>
-    <w:p>
-      <w:pPr>
         <w:pStyle w:val="Heading2"/>
       </w:pPr>
       <w:bookmarkStart w:id="1" w:name="_Toc195528242"/>
       <w:r>
-        <w:t>1</w:t>
-      </w:r>
-      <w:r>
-        <w:t>.1</w:t>
-      </w:r>
-      <w:r>
-        <w:t xml:space="preserve"> </w:t>
+        <w:t xml:space="preserve">1.1 </w:t>
       </w:r>
       <w:r>
         <w:t>Reflection</w:t>
@@ -1758,15 +1826,7 @@
           <w:i w:val="0"/>
           <w:iCs w:val="0"/>
         </w:rPr>
-        <w:t>Report</w:t>
-      </w:r>
-      <w:r>
-        <w:rPr>
-          <w:rStyle w:val="Emphasis"/>
-          <w:i w:val="0"/>
-          <w:iCs w:val="0"/>
-        </w:rPr>
-        <w:t xml:space="preserve"> writing</w:t>
+        <w:t>Report writing</w:t>
       </w:r>
     </w:p>
     <w:p>
@@ -1875,10 +1935,7 @@
       <w:bookmarkStart w:id="3" w:name="_Toc195528244"/>
       <w:r>
         <w:lastRenderedPageBreak/>
-        <w:t>2</w:t>
-      </w:r>
-      <w:r>
-        <w:t xml:space="preserve"> Testing</w:t>
+        <w:t>2 Testing</w:t>
       </w:r>
       <w:bookmarkEnd w:id="3"/>
       <w:r>
@@ -1898,10 +1955,7 @@
     </w:p>
     <w:p>
       <w:r>
-        <w:t>T</w:t>
-      </w:r>
-      <w:r>
-        <w:t>esting individual components of the code in isolation to ensure they behave as expected.</w:t>
+        <w:t>Testing individual components of the code in isolation to ensure they behave as expected.</w:t>
       </w:r>
     </w:p>
     <w:p/>
@@ -1917,28 +1971,7 @@
           <w:b/>
           <w:bCs/>
         </w:rPr>
-        <w:t>C</w:t>
-      </w:r>
-      <w:r>
-        <w:rPr>
-          <w:b/>
-          <w:bCs/>
-        </w:rPr>
-        <w:t>onfig</w:t>
-      </w:r>
-      <w:r>
-        <w:rPr>
-          <w:b/>
-          <w:bCs/>
-        </w:rPr>
-        <w:t xml:space="preserve"> P</w:t>
-      </w:r>
-      <w:r>
-        <w:rPr>
-          <w:b/>
-          <w:bCs/>
-        </w:rPr>
-        <w:t>rocesser</w:t>
+        <w:t>Config Processer</w:t>
       </w:r>
     </w:p>
     <w:p>
@@ -1978,7 +2011,7 @@
         <w:shd w:val="clear" w:color="auto" w:fill="FFFFFF"/>
         <w:spacing w:line="405" w:lineRule="atLeast"/>
         <w:rPr>
-          <w:rFonts w:ascii="Menlo" w:hAnsi="Menlo" w:cs="Menlo" w:hint="eastAsia"/>
+          <w:rFonts w:ascii="Menlo" w:hAnsi="Menlo" w:cs="Menlo"/>
           <w:color w:val="000000"/>
           <w:sz w:val="16"/>
           <w:szCs w:val="16"/>
@@ -8975,13 +9008,7 @@
         <w:rPr>
           <w:lang w:val="en-AU"/>
         </w:rPr>
-        <w:t xml:space="preserve"> </w:t>
-      </w:r>
-      <w:r>
-        <w:rPr>
-          <w:lang w:val="en-AU"/>
-        </w:rPr>
-        <w:t>functionality of different components related to RIP</w:t>
+        <w:t xml:space="preserve"> functionality of different components related to RIP</w:t>
       </w:r>
       <w:r>
         <w:rPr>
@@ -14894,28 +14921,7 @@
           <w:b/>
           <w:bCs/>
         </w:rPr>
-        <w:t>R</w:t>
-      </w:r>
-      <w:r>
-        <w:rPr>
-          <w:b/>
-          <w:bCs/>
-        </w:rPr>
-        <w:t xml:space="preserve">outing </w:t>
-      </w:r>
-      <w:r>
-        <w:rPr>
-          <w:b/>
-          <w:bCs/>
-        </w:rPr>
-        <w:t>A</w:t>
-      </w:r>
-      <w:r>
-        <w:rPr>
-          <w:b/>
-          <w:bCs/>
-        </w:rPr>
-        <w:t>lgorithm</w:t>
+        <w:t>Routing Algorithm</w:t>
       </w:r>
       <w:r>
         <w:t xml:space="preserve"> </w:t>
@@ -15550,11 +15556,11 @@
       </w:r>
     </w:p>
     <w:p/>
+    <w:bookmarkStart w:id="5" w:name="_Toc195528247"/>
     <w:p>
       <w:pPr>
         <w:pStyle w:val="Heading1"/>
       </w:pPr>
-      <w:bookmarkStart w:id="5" w:name="_Toc195528247"/>
       <w:r>
         <w:rPr>
           <w:noProof/>
@@ -15864,24 +15870,12 @@
     <w:p/>
     <w:p>
       <w:r>
-        <w:t xml:space="preserve">                              </w:t>
-      </w:r>
-      <w:r>
-        <w:t>G1</w:t>
-      </w:r>
-      <w:r>
-        <w:t xml:space="preserve"> </w:t>
-      </w:r>
-    </w:p>
-    <w:p>
-      <w:r>
-        <w:t xml:space="preserve">First test with router 1 received the packet from 2, </w:t>
-      </w:r>
-      <w:r>
-        <w:t>We expected the new route from 1 to 3 added</w:t>
-      </w:r>
-      <w:r>
-        <w:t>.</w:t>
+        <w:t xml:space="preserve">                              G1 </w:t>
+      </w:r>
+    </w:p>
+    <w:p>
+      <w:r>
+        <w:t>First test with router 1 received the packet from 2, We expected the new route from 1 to 3 added.</w:t>
       </w:r>
     </w:p>
     <w:p>
@@ -17211,13 +17205,7 @@
     <w:p>
       <w:r>
         <w:lastRenderedPageBreak/>
-        <w:t xml:space="preserve">Also we test the </w:t>
-      </w:r>
-      <w:r>
-        <w:t>Scenario</w:t>
-      </w:r>
-      <w:r>
-        <w:t xml:space="preserve"> for a shorter path been found, in this case the path from  router1 to router 4 should been update through router 2 and give a shorter cost 2.</w:t>
+        <w:t>Also we test the Scenario for a shorter path been found, in this case the path from  router1 to router 4 should been update through router 2 and give a shorter cost 2.</w:t>
       </w:r>
     </w:p>
     <w:p>
@@ -18882,10 +18870,7 @@
     <w:p/>
     <w:p>
       <w:r>
-        <w:t>Example</w:t>
-      </w:r>
-      <w:r>
-        <w:t xml:space="preserve"> PARTLY TEST:</w:t>
+        <w:t>Example PARTLY TEST:</w:t>
       </w:r>
     </w:p>
     <w:p>
@@ -19009,13 +18994,7 @@
         <w:rPr>
           <w:shd w:val="pct15" w:color="auto" w:fill="FFFFFF"/>
         </w:rPr>
-        <w:t>2</w:t>
-      </w:r>
-      <w:r>
-        <w:rPr>
-          <w:shd w:val="pct15" w:color="auto" w:fill="FFFFFF"/>
-        </w:rPr>
-        <w:t>:</w:t>
+        <w:t>2:</w:t>
       </w:r>
     </w:p>
     <w:p>
@@ -19203,13 +19182,7 @@
         <w:t xml:space="preserve">receive a RIP packet from port </w:t>
       </w:r>
       <w:r>
-        <w:t>222</w:t>
-      </w:r>
-      <w:r>
-        <w:t>1</w:t>
-      </w:r>
-      <w:r>
-        <w:t>(router2)</w:t>
+        <w:t>2221(router2)</w:t>
       </w:r>
       <w:r>
         <w:t xml:space="preserve"> and will </w:t>
@@ -19224,13 +19197,7 @@
         <w:t xml:space="preserve"> to</w:t>
       </w:r>
       <w:r>
-        <w:t xml:space="preserve"> update </w:t>
-      </w:r>
-      <w:r>
-        <w:t>the</w:t>
-      </w:r>
-      <w:r>
-        <w:t xml:space="preserve"> routing table.</w:t>
+        <w:t xml:space="preserve"> update the routing table.</w:t>
       </w:r>
     </w:p>
     <w:p>
@@ -19495,19 +19462,7 @@
         <w:t>After 120s</w:t>
       </w:r>
       <w:r>
-        <w:t xml:space="preserve"> router 2 been shut , </w:t>
-      </w:r>
-      <w:r>
-        <w:t xml:space="preserve">router </w:t>
-      </w:r>
-      <w:r>
-        <w:t>3</w:t>
-      </w:r>
-      <w:r>
-        <w:t xml:space="preserve"> </w:t>
-      </w:r>
-      <w:r>
-        <w:t>will set the cost to router 2  and router 1 to 16.</w:t>
+        <w:t xml:space="preserve"> router 2 been shut , router 3 will set the cost to router 2  and router 1 to 16.</w:t>
       </w:r>
       <w:r>
         <w:rPr>
@@ -19564,29 +19519,10 @@
           <w:b/>
           <w:bCs/>
         </w:rPr>
-        <w:t>After 180</w:t>
-      </w:r>
-      <w:r>
-        <w:rPr>
-          <w:b/>
-          <w:bCs/>
-        </w:rPr>
-        <w:t>s</w:t>
-      </w:r>
-      <w:r>
-        <w:t xml:space="preserve"> router 2 been shut , router 3 will </w:t>
-      </w:r>
-      <w:r>
-        <w:t>remove</w:t>
-      </w:r>
-      <w:r>
-        <w:t xml:space="preserve"> router 2  and router 1</w:t>
-      </w:r>
-      <w:r>
-        <w:t xml:space="preserve"> from it routing table</w:t>
-      </w:r>
-      <w:r>
-        <w:t>.</w:t>
+        <w:t>After 180s</w:t>
+      </w:r>
+      <w:r>
+        <w:t xml:space="preserve"> router 2 been shut , router 3 will remove router 2  and router 1 from it routing table.</w:t>
       </w:r>
       <w:r>
         <w:t xml:space="preserve"> So it ended with an empty routing table, because it need go through router 2 then can reach router 1.</w:t>
@@ -19884,19 +19820,7 @@
         <w:rPr>
           <w:shd w:val="pct15" w:color="auto" w:fill="FFFFFF"/>
         </w:rPr>
-        <w:t xml:space="preserve">The final routing table in router </w:t>
-      </w:r>
-      <w:r>
-        <w:rPr>
-          <w:shd w:val="pct15" w:color="auto" w:fill="FFFFFF"/>
-        </w:rPr>
-        <w:t>4</w:t>
-      </w:r>
-      <w:r>
-        <w:rPr>
-          <w:shd w:val="pct15" w:color="auto" w:fill="FFFFFF"/>
-        </w:rPr>
-        <w:t xml:space="preserve"> :</w:t>
+        <w:t>The final routing table in router 4 :</w:t>
       </w:r>
     </w:p>
     <w:p>
@@ -20087,10 +20011,7 @@
         <w:t xml:space="preserve"> </w:t>
       </w:r>
       <w:r>
-        <w:t>Plus</w:t>
-      </w:r>
-      <w:r>
-        <w:t>, the reachability to router 2 been removal.</w:t>
+        <w:t>Plus, the reachability to router 2 been removal.</w:t>
       </w:r>
     </w:p>
     <w:p>
@@ -20168,21 +20089,12 @@
         <w:t>.</w:t>
       </w:r>
       <w:r>
-        <w:t xml:space="preserve">txt syntax for the configuration file which achieved humans read and edited. Followed is a sample of </w:t>
-      </w:r>
-      <w:r>
-        <w:t>configuration file</w:t>
-      </w:r>
-      <w:r>
-        <w:t xml:space="preserve"> for router 1.</w:t>
-      </w:r>
-    </w:p>
-    <w:p>
-      <w:r>
-        <w:t>----------------------------</w:t>
-      </w:r>
-      <w:r>
-        <w:t>------------------------------------------------------------------------------------</w:t>
+        <w:t>txt syntax for the configuration file which achieved humans read and edited. Followed is a sample of configuration file for router 1.</w:t>
+      </w:r>
+    </w:p>
+    <w:p>
+      <w:r>
+        <w:t>----------------------------------------------------------------------------------------------------------------</w:t>
       </w:r>
     </w:p>
     <w:p>
@@ -20215,10 +20127,7 @@
         <w:t>4</w:t>
       </w:r>
       <w:r>
-        <w:t xml:space="preserve"> </w:t>
-      </w:r>
-      <w:r>
-        <w:t>Source Code</w:t>
+        <w:t xml:space="preserve"> Source Code</w:t>
       </w:r>
       <w:bookmarkEnd w:id="7"/>
       <w:r>
